--- a/public/modelos/folha-alteracoes-plantao-hotel.docx
+++ b/public/modelos/folha-alteracoes-plantao-hotel.docx
@@ -251,6 +251,84 @@
                 <w:rFonts w:ascii="Arial" w:hAnsi="Arial"/>
                 <w:sz w:val="18"/>
               </w:rPr>
+              <w:t xml:space="preserve">9</w:t>
+            </w:r>
+          </w:p>
+        </w:tc>
+        <w:tc>
+          <w:tcPr>
+            <w:tcW w:w="1700" w:type="dxa"/>
+            <w:vAlign w:val="center"/>
+          </w:tcPr>
+          <w:p>
+            <w:pPr>
+              <w:jc w:val="center"/>
+              <w:spacing w:after="20" w:before="20" w:line="240" w:lineRule="auto"/>
+            </w:pPr>
+            <w:r>
+              <w:rPr>
+                <w:rFonts w:ascii="Arial" w:hAnsi="Arial"/>
+                <w:sz w:val="18"/>
+              </w:rPr>
+              <w:t xml:space="preserve">AL CFO PM</w:t>
+            </w:r>
+          </w:p>
+        </w:tc>
+        <w:tc>
+          <w:tcPr>
+            <w:tcW w:w="4500" w:type="dxa"/>
+            <w:vAlign w:val="center"/>
+          </w:tcPr>
+          <w:p>
+            <w:pPr>
+              <w:jc w:val="left"/>
+              <w:spacing w:after="20" w:before="20" w:line="240" w:lineRule="auto"/>
+            </w:pPr>
+            <w:r>
+              <w:rPr>
+                <w:rFonts w:ascii="Arial" w:hAnsi="Arial"/>
+                <w:sz w:val="18"/>
+              </w:rPr>
+              <w:t xml:space="preserve">VERAS</w:t>
+            </w:r>
+          </w:p>
+        </w:tc>
+        <w:tc>
+          <w:tcPr>
+            <w:tcW w:w="2500" w:type="dxa"/>
+            <w:vAlign w:val="center"/>
+          </w:tcPr>
+          <w:p>
+            <w:pPr>
+              <w:jc w:val="left"/>
+              <w:spacing w:after="20" w:before="20" w:line="240" w:lineRule="auto"/>
+            </w:pPr>
+            <w:r>
+              <w:rPr>
+                <w:rFonts w:ascii="Arial" w:hAnsi="Arial"/>
+                <w:sz w:val="18"/>
+              </w:rPr>
+              <w:t xml:space="preserve"/>
+            </w:r>
+          </w:p>
+        </w:tc>
+      </w:tr>
+      <w:tr>
+        <w:tc>
+          <w:tcPr>
+            <w:tcW w:w="900" w:type="dxa"/>
+            <w:vAlign w:val="center"/>
+          </w:tcPr>
+          <w:p>
+            <w:pPr>
+              <w:jc w:val="center"/>
+              <w:spacing w:after="20" w:before="20" w:line="240" w:lineRule="auto"/>
+            </w:pPr>
+            <w:r>
+              <w:rPr>
+                <w:rFonts w:ascii="Arial" w:hAnsi="Arial"/>
+                <w:sz w:val="18"/>
+              </w:rPr>
               <w:t xml:space="preserve">13</w:t>
             </w:r>
           </w:p>
@@ -329,6 +407,84 @@
                 <w:rFonts w:ascii="Arial" w:hAnsi="Arial"/>
                 <w:sz w:val="18"/>
               </w:rPr>
+              <w:t xml:space="preserve">21</w:t>
+            </w:r>
+          </w:p>
+        </w:tc>
+        <w:tc>
+          <w:tcPr>
+            <w:tcW w:w="1700" w:type="dxa"/>
+            <w:vAlign w:val="center"/>
+          </w:tcPr>
+          <w:p>
+            <w:pPr>
+              <w:jc w:val="center"/>
+              <w:spacing w:after="20" w:before="20" w:line="240" w:lineRule="auto"/>
+            </w:pPr>
+            <w:r>
+              <w:rPr>
+                <w:rFonts w:ascii="Arial" w:hAnsi="Arial"/>
+                <w:sz w:val="18"/>
+              </w:rPr>
+              <w:t xml:space="preserve">AL CFO PM</w:t>
+            </w:r>
+          </w:p>
+        </w:tc>
+        <w:tc>
+          <w:tcPr>
+            <w:tcW w:w="4500" w:type="dxa"/>
+            <w:vAlign w:val="center"/>
+          </w:tcPr>
+          <w:p>
+            <w:pPr>
+              <w:jc w:val="left"/>
+              <w:spacing w:after="20" w:before="20" w:line="240" w:lineRule="auto"/>
+            </w:pPr>
+            <w:r>
+              <w:rPr>
+                <w:rFonts w:ascii="Arial" w:hAnsi="Arial"/>
+                <w:sz w:val="18"/>
+              </w:rPr>
+              <w:t xml:space="preserve">SAMPAIO</w:t>
+            </w:r>
+          </w:p>
+        </w:tc>
+        <w:tc>
+          <w:tcPr>
+            <w:tcW w:w="2500" w:type="dxa"/>
+            <w:vAlign w:val="center"/>
+          </w:tcPr>
+          <w:p>
+            <w:pPr>
+              <w:jc w:val="left"/>
+              <w:spacing w:after="20" w:before="20" w:line="240" w:lineRule="auto"/>
+            </w:pPr>
+            <w:r>
+              <w:rPr>
+                <w:rFonts w:ascii="Arial" w:hAnsi="Arial"/>
+                <w:sz w:val="18"/>
+              </w:rPr>
+              <w:t xml:space="preserve"/>
+            </w:r>
+          </w:p>
+        </w:tc>
+      </w:tr>
+      <w:tr>
+        <w:tc>
+          <w:tcPr>
+            <w:tcW w:w="900" w:type="dxa"/>
+            <w:vAlign w:val="center"/>
+          </w:tcPr>
+          <w:p>
+            <w:pPr>
+              <w:jc w:val="center"/>
+              <w:spacing w:after="20" w:before="20" w:line="240" w:lineRule="auto"/>
+            </w:pPr>
+            <w:r>
+              <w:rPr>
+                <w:rFonts w:ascii="Arial" w:hAnsi="Arial"/>
+                <w:sz w:val="18"/>
+              </w:rPr>
               <w:t xml:space="preserve">23</w:t>
             </w:r>
           </w:p>
@@ -407,6 +563,786 @@
                 <w:rFonts w:ascii="Arial" w:hAnsi="Arial"/>
                 <w:sz w:val="18"/>
               </w:rPr>
+              <w:t xml:space="preserve">24</w:t>
+            </w:r>
+          </w:p>
+        </w:tc>
+        <w:tc>
+          <w:tcPr>
+            <w:tcW w:w="1700" w:type="dxa"/>
+            <w:vAlign w:val="center"/>
+          </w:tcPr>
+          <w:p>
+            <w:pPr>
+              <w:jc w:val="center"/>
+              <w:spacing w:after="20" w:before="20" w:line="240" w:lineRule="auto"/>
+            </w:pPr>
+            <w:r>
+              <w:rPr>
+                <w:rFonts w:ascii="Arial" w:hAnsi="Arial"/>
+                <w:sz w:val="18"/>
+              </w:rPr>
+              <w:t xml:space="preserve">AL CFO PM</w:t>
+            </w:r>
+          </w:p>
+        </w:tc>
+        <w:tc>
+          <w:tcPr>
+            <w:tcW w:w="4500" w:type="dxa"/>
+            <w:vAlign w:val="center"/>
+          </w:tcPr>
+          <w:p>
+            <w:pPr>
+              <w:jc w:val="left"/>
+              <w:spacing w:after="20" w:before="20" w:line="240" w:lineRule="auto"/>
+            </w:pPr>
+            <w:r>
+              <w:rPr>
+                <w:rFonts w:ascii="Arial" w:hAnsi="Arial"/>
+                <w:sz w:val="18"/>
+              </w:rPr>
+              <w:t xml:space="preserve">MÓYSES</w:t>
+            </w:r>
+          </w:p>
+        </w:tc>
+        <w:tc>
+          <w:tcPr>
+            <w:tcW w:w="2500" w:type="dxa"/>
+            <w:vAlign w:val="center"/>
+          </w:tcPr>
+          <w:p>
+            <w:pPr>
+              <w:jc w:val="left"/>
+              <w:spacing w:after="20" w:before="20" w:line="240" w:lineRule="auto"/>
+            </w:pPr>
+            <w:r>
+              <w:rPr>
+                <w:rFonts w:ascii="Arial" w:hAnsi="Arial"/>
+                <w:sz w:val="18"/>
+              </w:rPr>
+              <w:t xml:space="preserve"/>
+            </w:r>
+          </w:p>
+        </w:tc>
+      </w:tr>
+      <w:tr>
+        <w:tc>
+          <w:tcPr>
+            <w:tcW w:w="900" w:type="dxa"/>
+            <w:vAlign w:val="center"/>
+          </w:tcPr>
+          <w:p>
+            <w:pPr>
+              <w:jc w:val="center"/>
+              <w:spacing w:after="20" w:before="20" w:line="240" w:lineRule="auto"/>
+            </w:pPr>
+            <w:r>
+              <w:rPr>
+                <w:rFonts w:ascii="Arial" w:hAnsi="Arial"/>
+                <w:sz w:val="18"/>
+              </w:rPr>
+              <w:t xml:space="preserve">25</w:t>
+            </w:r>
+          </w:p>
+        </w:tc>
+        <w:tc>
+          <w:tcPr>
+            <w:tcW w:w="1700" w:type="dxa"/>
+            <w:vAlign w:val="center"/>
+          </w:tcPr>
+          <w:p>
+            <w:pPr>
+              <w:jc w:val="center"/>
+              <w:spacing w:after="20" w:before="20" w:line="240" w:lineRule="auto"/>
+            </w:pPr>
+            <w:r>
+              <w:rPr>
+                <w:rFonts w:ascii="Arial" w:hAnsi="Arial"/>
+                <w:sz w:val="18"/>
+              </w:rPr>
+              <w:t xml:space="preserve">AL CFO PM</w:t>
+            </w:r>
+          </w:p>
+        </w:tc>
+        <w:tc>
+          <w:tcPr>
+            <w:tcW w:w="4500" w:type="dxa"/>
+            <w:vAlign w:val="center"/>
+          </w:tcPr>
+          <w:p>
+            <w:pPr>
+              <w:jc w:val="left"/>
+              <w:spacing w:after="20" w:before="20" w:line="240" w:lineRule="auto"/>
+            </w:pPr>
+            <w:r>
+              <w:rPr>
+                <w:rFonts w:ascii="Arial" w:hAnsi="Arial"/>
+                <w:sz w:val="18"/>
+              </w:rPr>
+              <w:t xml:space="preserve">CAROLINE QUEIROZ</w:t>
+            </w:r>
+          </w:p>
+        </w:tc>
+        <w:tc>
+          <w:tcPr>
+            <w:tcW w:w="2500" w:type="dxa"/>
+            <w:vAlign w:val="center"/>
+          </w:tcPr>
+          <w:p>
+            <w:pPr>
+              <w:jc w:val="left"/>
+              <w:spacing w:after="20" w:before="20" w:line="240" w:lineRule="auto"/>
+            </w:pPr>
+            <w:r>
+              <w:rPr>
+                <w:rFonts w:ascii="Arial" w:hAnsi="Arial"/>
+                <w:sz w:val="18"/>
+              </w:rPr>
+              <w:t xml:space="preserve"/>
+            </w:r>
+          </w:p>
+        </w:tc>
+      </w:tr>
+      <w:tr>
+        <w:tc>
+          <w:tcPr>
+            <w:tcW w:w="900" w:type="dxa"/>
+            <w:vAlign w:val="center"/>
+          </w:tcPr>
+          <w:p>
+            <w:pPr>
+              <w:jc w:val="center"/>
+              <w:spacing w:after="20" w:before="20" w:line="240" w:lineRule="auto"/>
+            </w:pPr>
+            <w:r>
+              <w:rPr>
+                <w:rFonts w:ascii="Arial" w:hAnsi="Arial"/>
+                <w:sz w:val="18"/>
+              </w:rPr>
+              <w:t xml:space="preserve">30</w:t>
+            </w:r>
+          </w:p>
+        </w:tc>
+        <w:tc>
+          <w:tcPr>
+            <w:tcW w:w="1700" w:type="dxa"/>
+            <w:vAlign w:val="center"/>
+          </w:tcPr>
+          <w:p>
+            <w:pPr>
+              <w:jc w:val="center"/>
+              <w:spacing w:after="20" w:before="20" w:line="240" w:lineRule="auto"/>
+            </w:pPr>
+            <w:r>
+              <w:rPr>
+                <w:rFonts w:ascii="Arial" w:hAnsi="Arial"/>
+                <w:sz w:val="18"/>
+              </w:rPr>
+              <w:t xml:space="preserve">AL CFO PM</w:t>
+            </w:r>
+          </w:p>
+        </w:tc>
+        <w:tc>
+          <w:tcPr>
+            <w:tcW w:w="4500" w:type="dxa"/>
+            <w:vAlign w:val="center"/>
+          </w:tcPr>
+          <w:p>
+            <w:pPr>
+              <w:jc w:val="left"/>
+              <w:spacing w:after="20" w:before="20" w:line="240" w:lineRule="auto"/>
+            </w:pPr>
+            <w:r>
+              <w:rPr>
+                <w:rFonts w:ascii="Arial" w:hAnsi="Arial"/>
+                <w:sz w:val="18"/>
+              </w:rPr>
+              <w:t xml:space="preserve">RODRIGUES</w:t>
+            </w:r>
+          </w:p>
+        </w:tc>
+        <w:tc>
+          <w:tcPr>
+            <w:tcW w:w="2500" w:type="dxa"/>
+            <w:vAlign w:val="center"/>
+          </w:tcPr>
+          <w:p>
+            <w:pPr>
+              <w:jc w:val="left"/>
+              <w:spacing w:after="20" w:before="20" w:line="240" w:lineRule="auto"/>
+            </w:pPr>
+            <w:r>
+              <w:rPr>
+                <w:rFonts w:ascii="Arial" w:hAnsi="Arial"/>
+                <w:sz w:val="18"/>
+              </w:rPr>
+              <w:t xml:space="preserve"/>
+            </w:r>
+          </w:p>
+        </w:tc>
+      </w:tr>
+      <w:tr>
+        <w:tc>
+          <w:tcPr>
+            <w:tcW w:w="900" w:type="dxa"/>
+            <w:vAlign w:val="center"/>
+          </w:tcPr>
+          <w:p>
+            <w:pPr>
+              <w:jc w:val="center"/>
+              <w:spacing w:after="20" w:before="20" w:line="240" w:lineRule="auto"/>
+            </w:pPr>
+            <w:r>
+              <w:rPr>
+                <w:rFonts w:ascii="Arial" w:hAnsi="Arial"/>
+                <w:sz w:val="18"/>
+              </w:rPr>
+              <w:t xml:space="preserve">35</w:t>
+            </w:r>
+          </w:p>
+        </w:tc>
+        <w:tc>
+          <w:tcPr>
+            <w:tcW w:w="1700" w:type="dxa"/>
+            <w:vAlign w:val="center"/>
+          </w:tcPr>
+          <w:p>
+            <w:pPr>
+              <w:jc w:val="center"/>
+              <w:spacing w:after="20" w:before="20" w:line="240" w:lineRule="auto"/>
+            </w:pPr>
+            <w:r>
+              <w:rPr>
+                <w:rFonts w:ascii="Arial" w:hAnsi="Arial"/>
+                <w:sz w:val="18"/>
+              </w:rPr>
+              <w:t xml:space="preserve">AL CFO PM</w:t>
+            </w:r>
+          </w:p>
+        </w:tc>
+        <w:tc>
+          <w:tcPr>
+            <w:tcW w:w="4500" w:type="dxa"/>
+            <w:vAlign w:val="center"/>
+          </w:tcPr>
+          <w:p>
+            <w:pPr>
+              <w:jc w:val="left"/>
+              <w:spacing w:after="20" w:before="20" w:line="240" w:lineRule="auto"/>
+            </w:pPr>
+            <w:r>
+              <w:rPr>
+                <w:rFonts w:ascii="Arial" w:hAnsi="Arial"/>
+                <w:sz w:val="18"/>
+              </w:rPr>
+              <w:t xml:space="preserve">FILLIPE PAIXÃO</w:t>
+            </w:r>
+          </w:p>
+        </w:tc>
+        <w:tc>
+          <w:tcPr>
+            <w:tcW w:w="2500" w:type="dxa"/>
+            <w:vAlign w:val="center"/>
+          </w:tcPr>
+          <w:p>
+            <w:pPr>
+              <w:jc w:val="left"/>
+              <w:spacing w:after="20" w:before="20" w:line="240" w:lineRule="auto"/>
+            </w:pPr>
+            <w:r>
+              <w:rPr>
+                <w:rFonts w:ascii="Arial" w:hAnsi="Arial"/>
+                <w:sz w:val="18"/>
+              </w:rPr>
+              <w:t xml:space="preserve"/>
+            </w:r>
+          </w:p>
+        </w:tc>
+      </w:tr>
+      <w:tr>
+        <w:tc>
+          <w:tcPr>
+            <w:tcW w:w="900" w:type="dxa"/>
+            <w:vAlign w:val="center"/>
+          </w:tcPr>
+          <w:p>
+            <w:pPr>
+              <w:jc w:val="center"/>
+              <w:spacing w:after="20" w:before="20" w:line="240" w:lineRule="auto"/>
+            </w:pPr>
+            <w:r>
+              <w:rPr>
+                <w:rFonts w:ascii="Arial" w:hAnsi="Arial"/>
+                <w:sz w:val="18"/>
+              </w:rPr>
+              <w:t xml:space="preserve">36</w:t>
+            </w:r>
+          </w:p>
+        </w:tc>
+        <w:tc>
+          <w:tcPr>
+            <w:tcW w:w="1700" w:type="dxa"/>
+            <w:vAlign w:val="center"/>
+          </w:tcPr>
+          <w:p>
+            <w:pPr>
+              <w:jc w:val="center"/>
+              <w:spacing w:after="20" w:before="20" w:line="240" w:lineRule="auto"/>
+            </w:pPr>
+            <w:r>
+              <w:rPr>
+                <w:rFonts w:ascii="Arial" w:hAnsi="Arial"/>
+                <w:sz w:val="18"/>
+              </w:rPr>
+              <w:t xml:space="preserve">AL CFO PM</w:t>
+            </w:r>
+          </w:p>
+        </w:tc>
+        <w:tc>
+          <w:tcPr>
+            <w:tcW w:w="4500" w:type="dxa"/>
+            <w:vAlign w:val="center"/>
+          </w:tcPr>
+          <w:p>
+            <w:pPr>
+              <w:jc w:val="left"/>
+              <w:spacing w:after="20" w:before="20" w:line="240" w:lineRule="auto"/>
+            </w:pPr>
+            <w:r>
+              <w:rPr>
+                <w:rFonts w:ascii="Arial" w:hAnsi="Arial"/>
+                <w:sz w:val="18"/>
+              </w:rPr>
+              <w:t xml:space="preserve">MACÊDO JÚNIOR</w:t>
+            </w:r>
+          </w:p>
+        </w:tc>
+        <w:tc>
+          <w:tcPr>
+            <w:tcW w:w="2500" w:type="dxa"/>
+            <w:vAlign w:val="center"/>
+          </w:tcPr>
+          <w:p>
+            <w:pPr>
+              <w:jc w:val="left"/>
+              <w:spacing w:after="20" w:before="20" w:line="240" w:lineRule="auto"/>
+            </w:pPr>
+            <w:r>
+              <w:rPr>
+                <w:rFonts w:ascii="Arial" w:hAnsi="Arial"/>
+                <w:sz w:val="18"/>
+              </w:rPr>
+              <w:t xml:space="preserve"/>
+            </w:r>
+          </w:p>
+        </w:tc>
+      </w:tr>
+      <w:tr>
+        <w:tc>
+          <w:tcPr>
+            <w:tcW w:w="900" w:type="dxa"/>
+            <w:vAlign w:val="center"/>
+          </w:tcPr>
+          <w:p>
+            <w:pPr>
+              <w:jc w:val="center"/>
+              <w:spacing w:after="20" w:before="20" w:line="240" w:lineRule="auto"/>
+            </w:pPr>
+            <w:r>
+              <w:rPr>
+                <w:rFonts w:ascii="Arial" w:hAnsi="Arial"/>
+                <w:sz w:val="18"/>
+              </w:rPr>
+              <w:t xml:space="preserve">74</w:t>
+            </w:r>
+          </w:p>
+        </w:tc>
+        <w:tc>
+          <w:tcPr>
+            <w:tcW w:w="1700" w:type="dxa"/>
+            <w:vAlign w:val="center"/>
+          </w:tcPr>
+          <w:p>
+            <w:pPr>
+              <w:jc w:val="center"/>
+              <w:spacing w:after="20" w:before="20" w:line="240" w:lineRule="auto"/>
+            </w:pPr>
+            <w:r>
+              <w:rPr>
+                <w:rFonts w:ascii="Arial" w:hAnsi="Arial"/>
+                <w:sz w:val="18"/>
+              </w:rPr>
+              <w:t xml:space="preserve">AL CFO PM</w:t>
+            </w:r>
+          </w:p>
+        </w:tc>
+        <w:tc>
+          <w:tcPr>
+            <w:tcW w:w="4500" w:type="dxa"/>
+            <w:vAlign w:val="center"/>
+          </w:tcPr>
+          <w:p>
+            <w:pPr>
+              <w:jc w:val="left"/>
+              <w:spacing w:after="20" w:before="20" w:line="240" w:lineRule="auto"/>
+            </w:pPr>
+            <w:r>
+              <w:rPr>
+                <w:rFonts w:ascii="Arial" w:hAnsi="Arial"/>
+                <w:sz w:val="18"/>
+              </w:rPr>
+              <w:t xml:space="preserve">DAVID</w:t>
+            </w:r>
+          </w:p>
+        </w:tc>
+        <w:tc>
+          <w:tcPr>
+            <w:tcW w:w="2500" w:type="dxa"/>
+            <w:vAlign w:val="center"/>
+          </w:tcPr>
+          <w:p>
+            <w:pPr>
+              <w:jc w:val="left"/>
+              <w:spacing w:after="20" w:before="20" w:line="240" w:lineRule="auto"/>
+            </w:pPr>
+            <w:r>
+              <w:rPr>
+                <w:rFonts w:ascii="Arial" w:hAnsi="Arial"/>
+                <w:sz w:val="18"/>
+              </w:rPr>
+              <w:t xml:space="preserve"/>
+            </w:r>
+          </w:p>
+        </w:tc>
+      </w:tr>
+      <w:tr>
+        <w:tc>
+          <w:tcPr>
+            <w:tcW w:w="900" w:type="dxa"/>
+            <w:vAlign w:val="center"/>
+          </w:tcPr>
+          <w:p>
+            <w:pPr>
+              <w:jc w:val="center"/>
+              <w:spacing w:after="20" w:before="20" w:line="240" w:lineRule="auto"/>
+            </w:pPr>
+            <w:r>
+              <w:rPr>
+                <w:rFonts w:ascii="Arial" w:hAnsi="Arial"/>
+                <w:sz w:val="18"/>
+              </w:rPr>
+              <w:t xml:space="preserve">75</w:t>
+            </w:r>
+          </w:p>
+        </w:tc>
+        <w:tc>
+          <w:tcPr>
+            <w:tcW w:w="1700" w:type="dxa"/>
+            <w:vAlign w:val="center"/>
+          </w:tcPr>
+          <w:p>
+            <w:pPr>
+              <w:jc w:val="center"/>
+              <w:spacing w:after="20" w:before="20" w:line="240" w:lineRule="auto"/>
+            </w:pPr>
+            <w:r>
+              <w:rPr>
+                <w:rFonts w:ascii="Arial" w:hAnsi="Arial"/>
+                <w:sz w:val="18"/>
+              </w:rPr>
+              <w:t xml:space="preserve">AL CFO PM</w:t>
+            </w:r>
+          </w:p>
+        </w:tc>
+        <w:tc>
+          <w:tcPr>
+            <w:tcW w:w="4500" w:type="dxa"/>
+            <w:vAlign w:val="center"/>
+          </w:tcPr>
+          <w:p>
+            <w:pPr>
+              <w:jc w:val="left"/>
+              <w:spacing w:after="20" w:before="20" w:line="240" w:lineRule="auto"/>
+            </w:pPr>
+            <w:r>
+              <w:rPr>
+                <w:rFonts w:ascii="Arial" w:hAnsi="Arial"/>
+                <w:sz w:val="18"/>
+              </w:rPr>
+              <w:t xml:space="preserve">JÚLIO CÉSAR</w:t>
+            </w:r>
+          </w:p>
+        </w:tc>
+        <w:tc>
+          <w:tcPr>
+            <w:tcW w:w="2500" w:type="dxa"/>
+            <w:vAlign w:val="center"/>
+          </w:tcPr>
+          <w:p>
+            <w:pPr>
+              <w:jc w:val="left"/>
+              <w:spacing w:after="20" w:before="20" w:line="240" w:lineRule="auto"/>
+            </w:pPr>
+            <w:r>
+              <w:rPr>
+                <w:rFonts w:ascii="Arial" w:hAnsi="Arial"/>
+                <w:sz w:val="18"/>
+              </w:rPr>
+              <w:t xml:space="preserve"/>
+            </w:r>
+          </w:p>
+        </w:tc>
+      </w:tr>
+      <w:tr>
+        <w:tc>
+          <w:tcPr>
+            <w:tcW w:w="900" w:type="dxa"/>
+            <w:vAlign w:val="center"/>
+          </w:tcPr>
+          <w:p>
+            <w:pPr>
+              <w:jc w:val="center"/>
+              <w:spacing w:after="20" w:before="20" w:line="240" w:lineRule="auto"/>
+            </w:pPr>
+            <w:r>
+              <w:rPr>
+                <w:rFonts w:ascii="Arial" w:hAnsi="Arial"/>
+                <w:sz w:val="18"/>
+              </w:rPr>
+              <w:t xml:space="preserve">77</w:t>
+            </w:r>
+          </w:p>
+        </w:tc>
+        <w:tc>
+          <w:tcPr>
+            <w:tcW w:w="1700" w:type="dxa"/>
+            <w:vAlign w:val="center"/>
+          </w:tcPr>
+          <w:p>
+            <w:pPr>
+              <w:jc w:val="center"/>
+              <w:spacing w:after="20" w:before="20" w:line="240" w:lineRule="auto"/>
+            </w:pPr>
+            <w:r>
+              <w:rPr>
+                <w:rFonts w:ascii="Arial" w:hAnsi="Arial"/>
+                <w:sz w:val="18"/>
+              </w:rPr>
+              <w:t xml:space="preserve">AL CFO PM</w:t>
+            </w:r>
+          </w:p>
+        </w:tc>
+        <w:tc>
+          <w:tcPr>
+            <w:tcW w:w="4500" w:type="dxa"/>
+            <w:vAlign w:val="center"/>
+          </w:tcPr>
+          <w:p>
+            <w:pPr>
+              <w:jc w:val="left"/>
+              <w:spacing w:after="20" w:before="20" w:line="240" w:lineRule="auto"/>
+            </w:pPr>
+            <w:r>
+              <w:rPr>
+                <w:rFonts w:ascii="Arial" w:hAnsi="Arial"/>
+                <w:sz w:val="18"/>
+              </w:rPr>
+              <w:t xml:space="preserve">FÁBIO</w:t>
+            </w:r>
+          </w:p>
+        </w:tc>
+        <w:tc>
+          <w:tcPr>
+            <w:tcW w:w="2500" w:type="dxa"/>
+            <w:vAlign w:val="center"/>
+          </w:tcPr>
+          <w:p>
+            <w:pPr>
+              <w:jc w:val="left"/>
+              <w:spacing w:after="20" w:before="20" w:line="240" w:lineRule="auto"/>
+            </w:pPr>
+            <w:r>
+              <w:rPr>
+                <w:rFonts w:ascii="Arial" w:hAnsi="Arial"/>
+                <w:sz w:val="18"/>
+              </w:rPr>
+              <w:t xml:space="preserve"/>
+            </w:r>
+          </w:p>
+        </w:tc>
+      </w:tr>
+      <w:tr>
+        <w:tc>
+          <w:tcPr>
+            <w:tcW w:w="900" w:type="dxa"/>
+            <w:vAlign w:val="center"/>
+          </w:tcPr>
+          <w:p>
+            <w:pPr>
+              <w:jc w:val="center"/>
+              <w:spacing w:after="20" w:before="20" w:line="240" w:lineRule="auto"/>
+            </w:pPr>
+            <w:r>
+              <w:rPr>
+                <w:rFonts w:ascii="Arial" w:hAnsi="Arial"/>
+                <w:sz w:val="18"/>
+              </w:rPr>
+              <w:t xml:space="preserve">83</w:t>
+            </w:r>
+          </w:p>
+        </w:tc>
+        <w:tc>
+          <w:tcPr>
+            <w:tcW w:w="1700" w:type="dxa"/>
+            <w:vAlign w:val="center"/>
+          </w:tcPr>
+          <w:p>
+            <w:pPr>
+              <w:jc w:val="center"/>
+              <w:spacing w:after="20" w:before="20" w:line="240" w:lineRule="auto"/>
+            </w:pPr>
+            <w:r>
+              <w:rPr>
+                <w:rFonts w:ascii="Arial" w:hAnsi="Arial"/>
+                <w:sz w:val="18"/>
+              </w:rPr>
+              <w:t xml:space="preserve">AL CFO PM</w:t>
+            </w:r>
+          </w:p>
+        </w:tc>
+        <w:tc>
+          <w:tcPr>
+            <w:tcW w:w="4500" w:type="dxa"/>
+            <w:vAlign w:val="center"/>
+          </w:tcPr>
+          <w:p>
+            <w:pPr>
+              <w:jc w:val="left"/>
+              <w:spacing w:after="20" w:before="20" w:line="240" w:lineRule="auto"/>
+            </w:pPr>
+            <w:r>
+              <w:rPr>
+                <w:rFonts w:ascii="Arial" w:hAnsi="Arial"/>
+                <w:sz w:val="18"/>
+              </w:rPr>
+              <w:t xml:space="preserve">DIEGO SANTOS</w:t>
+            </w:r>
+          </w:p>
+        </w:tc>
+        <w:tc>
+          <w:tcPr>
+            <w:tcW w:w="2500" w:type="dxa"/>
+            <w:vAlign w:val="center"/>
+          </w:tcPr>
+          <w:p>
+            <w:pPr>
+              <w:jc w:val="left"/>
+              <w:spacing w:after="20" w:before="20" w:line="240" w:lineRule="auto"/>
+            </w:pPr>
+            <w:r>
+              <w:rPr>
+                <w:rFonts w:ascii="Arial" w:hAnsi="Arial"/>
+                <w:sz w:val="18"/>
+              </w:rPr>
+              <w:t xml:space="preserve"/>
+            </w:r>
+          </w:p>
+        </w:tc>
+      </w:tr>
+      <w:tr>
+        <w:tc>
+          <w:tcPr>
+            <w:tcW w:w="900" w:type="dxa"/>
+            <w:vAlign w:val="center"/>
+          </w:tcPr>
+          <w:p>
+            <w:pPr>
+              <w:jc w:val="center"/>
+              <w:spacing w:after="20" w:before="20" w:line="240" w:lineRule="auto"/>
+            </w:pPr>
+            <w:r>
+              <w:rPr>
+                <w:rFonts w:ascii="Arial" w:hAnsi="Arial"/>
+                <w:sz w:val="18"/>
+              </w:rPr>
+              <w:t xml:space="preserve">89</w:t>
+            </w:r>
+          </w:p>
+        </w:tc>
+        <w:tc>
+          <w:tcPr>
+            <w:tcW w:w="1700" w:type="dxa"/>
+            <w:vAlign w:val="center"/>
+          </w:tcPr>
+          <w:p>
+            <w:pPr>
+              <w:jc w:val="center"/>
+              <w:spacing w:after="20" w:before="20" w:line="240" w:lineRule="auto"/>
+            </w:pPr>
+            <w:r>
+              <w:rPr>
+                <w:rFonts w:ascii="Arial" w:hAnsi="Arial"/>
+                <w:sz w:val="18"/>
+              </w:rPr>
+              <w:t xml:space="preserve">AL CFO PM</w:t>
+            </w:r>
+          </w:p>
+        </w:tc>
+        <w:tc>
+          <w:tcPr>
+            <w:tcW w:w="4500" w:type="dxa"/>
+            <w:vAlign w:val="center"/>
+          </w:tcPr>
+          <w:p>
+            <w:pPr>
+              <w:jc w:val="left"/>
+              <w:spacing w:after="20" w:before="20" w:line="240" w:lineRule="auto"/>
+            </w:pPr>
+            <w:r>
+              <w:rPr>
+                <w:rFonts w:ascii="Arial" w:hAnsi="Arial"/>
+                <w:sz w:val="18"/>
+              </w:rPr>
+              <w:t xml:space="preserve">EWERTON FARIAS</w:t>
+            </w:r>
+          </w:p>
+        </w:tc>
+        <w:tc>
+          <w:tcPr>
+            <w:tcW w:w="2500" w:type="dxa"/>
+            <w:vAlign w:val="center"/>
+          </w:tcPr>
+          <w:p>
+            <w:pPr>
+              <w:jc w:val="left"/>
+              <w:spacing w:after="20" w:before="20" w:line="240" w:lineRule="auto"/>
+            </w:pPr>
+            <w:r>
+              <w:rPr>
+                <w:rFonts w:ascii="Arial" w:hAnsi="Arial"/>
+                <w:sz w:val="18"/>
+              </w:rPr>
+              <w:t xml:space="preserve"/>
+            </w:r>
+          </w:p>
+        </w:tc>
+      </w:tr>
+      <w:tr>
+        <w:tc>
+          <w:tcPr>
+            <w:tcW w:w="900" w:type="dxa"/>
+            <w:vAlign w:val="center"/>
+          </w:tcPr>
+          <w:p>
+            <w:pPr>
+              <w:jc w:val="center"/>
+              <w:spacing w:after="20" w:before="20" w:line="240" w:lineRule="auto"/>
+            </w:pPr>
+            <w:r>
+              <w:rPr>
+                <w:rFonts w:ascii="Arial" w:hAnsi="Arial"/>
+                <w:sz w:val="18"/>
+              </w:rPr>
               <w:t xml:space="preserve">105</w:t>
             </w:r>
           </w:p>
@@ -485,6 +1421,240 @@
                 <w:rFonts w:ascii="Arial" w:hAnsi="Arial"/>
                 <w:sz w:val="18"/>
               </w:rPr>
+              <w:t xml:space="preserve">109</w:t>
+            </w:r>
+          </w:p>
+        </w:tc>
+        <w:tc>
+          <w:tcPr>
+            <w:tcW w:w="1700" w:type="dxa"/>
+            <w:vAlign w:val="center"/>
+          </w:tcPr>
+          <w:p>
+            <w:pPr>
+              <w:jc w:val="center"/>
+              <w:spacing w:after="20" w:before="20" w:line="240" w:lineRule="auto"/>
+            </w:pPr>
+            <w:r>
+              <w:rPr>
+                <w:rFonts w:ascii="Arial" w:hAnsi="Arial"/>
+                <w:sz w:val="18"/>
+              </w:rPr>
+              <w:t xml:space="preserve">AL CFO PM</w:t>
+            </w:r>
+          </w:p>
+        </w:tc>
+        <w:tc>
+          <w:tcPr>
+            <w:tcW w:w="4500" w:type="dxa"/>
+            <w:vAlign w:val="center"/>
+          </w:tcPr>
+          <w:p>
+            <w:pPr>
+              <w:jc w:val="left"/>
+              <w:spacing w:after="20" w:before="20" w:line="240" w:lineRule="auto"/>
+            </w:pPr>
+            <w:r>
+              <w:rPr>
+                <w:rFonts w:ascii="Arial" w:hAnsi="Arial"/>
+                <w:sz w:val="18"/>
+              </w:rPr>
+              <w:t xml:space="preserve">LETÍCIA PINHEIRO</w:t>
+            </w:r>
+          </w:p>
+        </w:tc>
+        <w:tc>
+          <w:tcPr>
+            <w:tcW w:w="2500" w:type="dxa"/>
+            <w:vAlign w:val="center"/>
+          </w:tcPr>
+          <w:p>
+            <w:pPr>
+              <w:jc w:val="left"/>
+              <w:spacing w:after="20" w:before="20" w:line="240" w:lineRule="auto"/>
+            </w:pPr>
+            <w:r>
+              <w:rPr>
+                <w:rFonts w:ascii="Arial" w:hAnsi="Arial"/>
+                <w:sz w:val="18"/>
+              </w:rPr>
+              <w:t xml:space="preserve"/>
+            </w:r>
+          </w:p>
+        </w:tc>
+      </w:tr>
+      <w:tr>
+        <w:tc>
+          <w:tcPr>
+            <w:tcW w:w="900" w:type="dxa"/>
+            <w:vAlign w:val="center"/>
+          </w:tcPr>
+          <w:p>
+            <w:pPr>
+              <w:jc w:val="center"/>
+              <w:spacing w:after="20" w:before="20" w:line="240" w:lineRule="auto"/>
+            </w:pPr>
+            <w:r>
+              <w:rPr>
+                <w:rFonts w:ascii="Arial" w:hAnsi="Arial"/>
+                <w:sz w:val="18"/>
+              </w:rPr>
+              <w:t xml:space="preserve">112</w:t>
+            </w:r>
+          </w:p>
+        </w:tc>
+        <w:tc>
+          <w:tcPr>
+            <w:tcW w:w="1700" w:type="dxa"/>
+            <w:vAlign w:val="center"/>
+          </w:tcPr>
+          <w:p>
+            <w:pPr>
+              <w:jc w:val="center"/>
+              <w:spacing w:after="20" w:before="20" w:line="240" w:lineRule="auto"/>
+            </w:pPr>
+            <w:r>
+              <w:rPr>
+                <w:rFonts w:ascii="Arial" w:hAnsi="Arial"/>
+                <w:sz w:val="18"/>
+              </w:rPr>
+              <w:t xml:space="preserve">AL CFO PM</w:t>
+            </w:r>
+          </w:p>
+        </w:tc>
+        <w:tc>
+          <w:tcPr>
+            <w:tcW w:w="4500" w:type="dxa"/>
+            <w:vAlign w:val="center"/>
+          </w:tcPr>
+          <w:p>
+            <w:pPr>
+              <w:jc w:val="left"/>
+              <w:spacing w:after="20" w:before="20" w:line="240" w:lineRule="auto"/>
+            </w:pPr>
+            <w:r>
+              <w:rPr>
+                <w:rFonts w:ascii="Arial" w:hAnsi="Arial"/>
+                <w:sz w:val="18"/>
+              </w:rPr>
+              <w:t xml:space="preserve">IVHINNY</w:t>
+            </w:r>
+          </w:p>
+        </w:tc>
+        <w:tc>
+          <w:tcPr>
+            <w:tcW w:w="2500" w:type="dxa"/>
+            <w:vAlign w:val="center"/>
+          </w:tcPr>
+          <w:p>
+            <w:pPr>
+              <w:jc w:val="left"/>
+              <w:spacing w:after="20" w:before="20" w:line="240" w:lineRule="auto"/>
+            </w:pPr>
+            <w:r>
+              <w:rPr>
+                <w:rFonts w:ascii="Arial" w:hAnsi="Arial"/>
+                <w:sz w:val="18"/>
+              </w:rPr>
+              <w:t xml:space="preserve"/>
+            </w:r>
+          </w:p>
+        </w:tc>
+      </w:tr>
+      <w:tr>
+        <w:tc>
+          <w:tcPr>
+            <w:tcW w:w="900" w:type="dxa"/>
+            <w:vAlign w:val="center"/>
+          </w:tcPr>
+          <w:p>
+            <w:pPr>
+              <w:jc w:val="center"/>
+              <w:spacing w:after="20" w:before="20" w:line="240" w:lineRule="auto"/>
+            </w:pPr>
+            <w:r>
+              <w:rPr>
+                <w:rFonts w:ascii="Arial" w:hAnsi="Arial"/>
+                <w:sz w:val="18"/>
+              </w:rPr>
+              <w:t xml:space="preserve">129</w:t>
+            </w:r>
+          </w:p>
+        </w:tc>
+        <w:tc>
+          <w:tcPr>
+            <w:tcW w:w="1700" w:type="dxa"/>
+            <w:vAlign w:val="center"/>
+          </w:tcPr>
+          <w:p>
+            <w:pPr>
+              <w:jc w:val="center"/>
+              <w:spacing w:after="20" w:before="20" w:line="240" w:lineRule="auto"/>
+            </w:pPr>
+            <w:r>
+              <w:rPr>
+                <w:rFonts w:ascii="Arial" w:hAnsi="Arial"/>
+                <w:sz w:val="18"/>
+              </w:rPr>
+              <w:t xml:space="preserve">AL CFO PM</w:t>
+            </w:r>
+          </w:p>
+        </w:tc>
+        <w:tc>
+          <w:tcPr>
+            <w:tcW w:w="4500" w:type="dxa"/>
+            <w:vAlign w:val="center"/>
+          </w:tcPr>
+          <w:p>
+            <w:pPr>
+              <w:jc w:val="left"/>
+              <w:spacing w:after="20" w:before="20" w:line="240" w:lineRule="auto"/>
+            </w:pPr>
+            <w:r>
+              <w:rPr>
+                <w:rFonts w:ascii="Arial" w:hAnsi="Arial"/>
+                <w:sz w:val="18"/>
+              </w:rPr>
+              <w:t xml:space="preserve">MARTINS</w:t>
+            </w:r>
+          </w:p>
+        </w:tc>
+        <w:tc>
+          <w:tcPr>
+            <w:tcW w:w="2500" w:type="dxa"/>
+            <w:vAlign w:val="center"/>
+          </w:tcPr>
+          <w:p>
+            <w:pPr>
+              <w:jc w:val="left"/>
+              <w:spacing w:after="20" w:before="20" w:line="240" w:lineRule="auto"/>
+            </w:pPr>
+            <w:r>
+              <w:rPr>
+                <w:rFonts w:ascii="Arial" w:hAnsi="Arial"/>
+                <w:sz w:val="18"/>
+              </w:rPr>
+              <w:t xml:space="preserve"/>
+            </w:r>
+          </w:p>
+        </w:tc>
+      </w:tr>
+      <w:tr>
+        <w:tc>
+          <w:tcPr>
+            <w:tcW w:w="900" w:type="dxa"/>
+            <w:vAlign w:val="center"/>
+          </w:tcPr>
+          <w:p>
+            <w:pPr>
+              <w:jc w:val="center"/>
+              <w:spacing w:after="20" w:before="20" w:line="240" w:lineRule="auto"/>
+            </w:pPr>
+            <w:r>
+              <w:rPr>
+                <w:rFonts w:ascii="Arial" w:hAnsi="Arial"/>
+                <w:sz w:val="18"/>
+              </w:rPr>
               <w:t xml:space="preserve">144</w:t>
             </w:r>
           </w:p>
@@ -563,6 +1733,474 @@
                 <w:rFonts w:ascii="Arial" w:hAnsi="Arial"/>
                 <w:sz w:val="18"/>
               </w:rPr>
+              <w:t xml:space="preserve">147</w:t>
+            </w:r>
+          </w:p>
+        </w:tc>
+        <w:tc>
+          <w:tcPr>
+            <w:tcW w:w="1700" w:type="dxa"/>
+            <w:vAlign w:val="center"/>
+          </w:tcPr>
+          <w:p>
+            <w:pPr>
+              <w:jc w:val="center"/>
+              <w:spacing w:after="20" w:before="20" w:line="240" w:lineRule="auto"/>
+            </w:pPr>
+            <w:r>
+              <w:rPr>
+                <w:rFonts w:ascii="Arial" w:hAnsi="Arial"/>
+                <w:sz w:val="18"/>
+              </w:rPr>
+              <w:t xml:space="preserve">AL CFO PM</w:t>
+            </w:r>
+          </w:p>
+        </w:tc>
+        <w:tc>
+          <w:tcPr>
+            <w:tcW w:w="4500" w:type="dxa"/>
+            <w:vAlign w:val="center"/>
+          </w:tcPr>
+          <w:p>
+            <w:pPr>
+              <w:jc w:val="left"/>
+              <w:spacing w:after="20" w:before="20" w:line="240" w:lineRule="auto"/>
+            </w:pPr>
+            <w:r>
+              <w:rPr>
+                <w:rFonts w:ascii="Arial" w:hAnsi="Arial"/>
+                <w:sz w:val="18"/>
+              </w:rPr>
+              <w:t xml:space="preserve">JANDERSON</w:t>
+            </w:r>
+          </w:p>
+        </w:tc>
+        <w:tc>
+          <w:tcPr>
+            <w:tcW w:w="2500" w:type="dxa"/>
+            <w:vAlign w:val="center"/>
+          </w:tcPr>
+          <w:p>
+            <w:pPr>
+              <w:jc w:val="left"/>
+              <w:spacing w:after="20" w:before="20" w:line="240" w:lineRule="auto"/>
+            </w:pPr>
+            <w:r>
+              <w:rPr>
+                <w:rFonts w:ascii="Arial" w:hAnsi="Arial"/>
+                <w:sz w:val="18"/>
+              </w:rPr>
+              <w:t xml:space="preserve"/>
+            </w:r>
+          </w:p>
+        </w:tc>
+      </w:tr>
+      <w:tr>
+        <w:tc>
+          <w:tcPr>
+            <w:tcW w:w="900" w:type="dxa"/>
+            <w:vAlign w:val="center"/>
+          </w:tcPr>
+          <w:p>
+            <w:pPr>
+              <w:jc w:val="center"/>
+              <w:spacing w:after="20" w:before="20" w:line="240" w:lineRule="auto"/>
+            </w:pPr>
+            <w:r>
+              <w:rPr>
+                <w:rFonts w:ascii="Arial" w:hAnsi="Arial"/>
+                <w:sz w:val="18"/>
+              </w:rPr>
+              <w:t xml:space="preserve">154</w:t>
+            </w:r>
+          </w:p>
+        </w:tc>
+        <w:tc>
+          <w:tcPr>
+            <w:tcW w:w="1700" w:type="dxa"/>
+            <w:vAlign w:val="center"/>
+          </w:tcPr>
+          <w:p>
+            <w:pPr>
+              <w:jc w:val="center"/>
+              <w:spacing w:after="20" w:before="20" w:line="240" w:lineRule="auto"/>
+            </w:pPr>
+            <w:r>
+              <w:rPr>
+                <w:rFonts w:ascii="Arial" w:hAnsi="Arial"/>
+                <w:sz w:val="18"/>
+              </w:rPr>
+              <w:t xml:space="preserve">AL CFO PM</w:t>
+            </w:r>
+          </w:p>
+        </w:tc>
+        <w:tc>
+          <w:tcPr>
+            <w:tcW w:w="4500" w:type="dxa"/>
+            <w:vAlign w:val="center"/>
+          </w:tcPr>
+          <w:p>
+            <w:pPr>
+              <w:jc w:val="left"/>
+              <w:spacing w:after="20" w:before="20" w:line="240" w:lineRule="auto"/>
+            </w:pPr>
+            <w:r>
+              <w:rPr>
+                <w:rFonts w:ascii="Arial" w:hAnsi="Arial"/>
+                <w:sz w:val="18"/>
+              </w:rPr>
+              <w:t xml:space="preserve">TÂMARA LEMOS</w:t>
+            </w:r>
+          </w:p>
+        </w:tc>
+        <w:tc>
+          <w:tcPr>
+            <w:tcW w:w="2500" w:type="dxa"/>
+            <w:vAlign w:val="center"/>
+          </w:tcPr>
+          <w:p>
+            <w:pPr>
+              <w:jc w:val="left"/>
+              <w:spacing w:after="20" w:before="20" w:line="240" w:lineRule="auto"/>
+            </w:pPr>
+            <w:r>
+              <w:rPr>
+                <w:rFonts w:ascii="Arial" w:hAnsi="Arial"/>
+                <w:sz w:val="18"/>
+              </w:rPr>
+              <w:t xml:space="preserve"/>
+            </w:r>
+          </w:p>
+        </w:tc>
+      </w:tr>
+      <w:tr>
+        <w:tc>
+          <w:tcPr>
+            <w:tcW w:w="900" w:type="dxa"/>
+            <w:vAlign w:val="center"/>
+          </w:tcPr>
+          <w:p>
+            <w:pPr>
+              <w:jc w:val="center"/>
+              <w:spacing w:after="20" w:before="20" w:line="240" w:lineRule="auto"/>
+            </w:pPr>
+            <w:r>
+              <w:rPr>
+                <w:rFonts w:ascii="Arial" w:hAnsi="Arial"/>
+                <w:sz w:val="18"/>
+              </w:rPr>
+              <w:t xml:space="preserve">170</w:t>
+            </w:r>
+          </w:p>
+        </w:tc>
+        <w:tc>
+          <w:tcPr>
+            <w:tcW w:w="1700" w:type="dxa"/>
+            <w:vAlign w:val="center"/>
+          </w:tcPr>
+          <w:p>
+            <w:pPr>
+              <w:jc w:val="center"/>
+              <w:spacing w:after="20" w:before="20" w:line="240" w:lineRule="auto"/>
+            </w:pPr>
+            <w:r>
+              <w:rPr>
+                <w:rFonts w:ascii="Arial" w:hAnsi="Arial"/>
+                <w:sz w:val="18"/>
+              </w:rPr>
+              <w:t xml:space="preserve">AL CFO PM</w:t>
+            </w:r>
+          </w:p>
+        </w:tc>
+        <w:tc>
+          <w:tcPr>
+            <w:tcW w:w="4500" w:type="dxa"/>
+            <w:vAlign w:val="center"/>
+          </w:tcPr>
+          <w:p>
+            <w:pPr>
+              <w:jc w:val="left"/>
+              <w:spacing w:after="20" w:before="20" w:line="240" w:lineRule="auto"/>
+            </w:pPr>
+            <w:r>
+              <w:rPr>
+                <w:rFonts w:ascii="Arial" w:hAnsi="Arial"/>
+                <w:sz w:val="18"/>
+              </w:rPr>
+              <w:t xml:space="preserve">RONALDO</w:t>
+            </w:r>
+          </w:p>
+        </w:tc>
+        <w:tc>
+          <w:tcPr>
+            <w:tcW w:w="2500" w:type="dxa"/>
+            <w:vAlign w:val="center"/>
+          </w:tcPr>
+          <w:p>
+            <w:pPr>
+              <w:jc w:val="left"/>
+              <w:spacing w:after="20" w:before="20" w:line="240" w:lineRule="auto"/>
+            </w:pPr>
+            <w:r>
+              <w:rPr>
+                <w:rFonts w:ascii="Arial" w:hAnsi="Arial"/>
+                <w:sz w:val="18"/>
+              </w:rPr>
+              <w:t xml:space="preserve"/>
+            </w:r>
+          </w:p>
+        </w:tc>
+      </w:tr>
+      <w:tr>
+        <w:tc>
+          <w:tcPr>
+            <w:tcW w:w="900" w:type="dxa"/>
+            <w:vAlign w:val="center"/>
+          </w:tcPr>
+          <w:p>
+            <w:pPr>
+              <w:jc w:val="center"/>
+              <w:spacing w:after="20" w:before="20" w:line="240" w:lineRule="auto"/>
+            </w:pPr>
+            <w:r>
+              <w:rPr>
+                <w:rFonts w:ascii="Arial" w:hAnsi="Arial"/>
+                <w:sz w:val="18"/>
+              </w:rPr>
+              <w:t xml:space="preserve">195</w:t>
+            </w:r>
+          </w:p>
+        </w:tc>
+        <w:tc>
+          <w:tcPr>
+            <w:tcW w:w="1700" w:type="dxa"/>
+            <w:vAlign w:val="center"/>
+          </w:tcPr>
+          <w:p>
+            <w:pPr>
+              <w:jc w:val="center"/>
+              <w:spacing w:after="20" w:before="20" w:line="240" w:lineRule="auto"/>
+            </w:pPr>
+            <w:r>
+              <w:rPr>
+                <w:rFonts w:ascii="Arial" w:hAnsi="Arial"/>
+                <w:sz w:val="18"/>
+              </w:rPr>
+              <w:t xml:space="preserve">AL CFO PM</w:t>
+            </w:r>
+          </w:p>
+        </w:tc>
+        <w:tc>
+          <w:tcPr>
+            <w:tcW w:w="4500" w:type="dxa"/>
+            <w:vAlign w:val="center"/>
+          </w:tcPr>
+          <w:p>
+            <w:pPr>
+              <w:jc w:val="left"/>
+              <w:spacing w:after="20" w:before="20" w:line="240" w:lineRule="auto"/>
+            </w:pPr>
+            <w:r>
+              <w:rPr>
+                <w:rFonts w:ascii="Arial" w:hAnsi="Arial"/>
+                <w:sz w:val="18"/>
+              </w:rPr>
+              <w:t xml:space="preserve">JEFFERSON NUNES</w:t>
+            </w:r>
+          </w:p>
+        </w:tc>
+        <w:tc>
+          <w:tcPr>
+            <w:tcW w:w="2500" w:type="dxa"/>
+            <w:vAlign w:val="center"/>
+          </w:tcPr>
+          <w:p>
+            <w:pPr>
+              <w:jc w:val="left"/>
+              <w:spacing w:after="20" w:before="20" w:line="240" w:lineRule="auto"/>
+            </w:pPr>
+            <w:r>
+              <w:rPr>
+                <w:rFonts w:ascii="Arial" w:hAnsi="Arial"/>
+                <w:sz w:val="18"/>
+              </w:rPr>
+              <w:t xml:space="preserve"/>
+            </w:r>
+          </w:p>
+        </w:tc>
+      </w:tr>
+      <w:tr>
+        <w:tc>
+          <w:tcPr>
+            <w:tcW w:w="900" w:type="dxa"/>
+            <w:vAlign w:val="center"/>
+          </w:tcPr>
+          <w:p>
+            <w:pPr>
+              <w:jc w:val="center"/>
+              <w:spacing w:after="20" w:before="20" w:line="240" w:lineRule="auto"/>
+            </w:pPr>
+            <w:r>
+              <w:rPr>
+                <w:rFonts w:ascii="Arial" w:hAnsi="Arial"/>
+                <w:sz w:val="18"/>
+              </w:rPr>
+              <w:t xml:space="preserve">200</w:t>
+            </w:r>
+          </w:p>
+        </w:tc>
+        <w:tc>
+          <w:tcPr>
+            <w:tcW w:w="1700" w:type="dxa"/>
+            <w:vAlign w:val="center"/>
+          </w:tcPr>
+          <w:p>
+            <w:pPr>
+              <w:jc w:val="center"/>
+              <w:spacing w:after="20" w:before="20" w:line="240" w:lineRule="auto"/>
+            </w:pPr>
+            <w:r>
+              <w:rPr>
+                <w:rFonts w:ascii="Arial" w:hAnsi="Arial"/>
+                <w:sz w:val="18"/>
+              </w:rPr>
+              <w:t xml:space="preserve">AL CFO PM</w:t>
+            </w:r>
+          </w:p>
+        </w:tc>
+        <w:tc>
+          <w:tcPr>
+            <w:tcW w:w="4500" w:type="dxa"/>
+            <w:vAlign w:val="center"/>
+          </w:tcPr>
+          <w:p>
+            <w:pPr>
+              <w:jc w:val="left"/>
+              <w:spacing w:after="20" w:before="20" w:line="240" w:lineRule="auto"/>
+            </w:pPr>
+            <w:r>
+              <w:rPr>
+                <w:rFonts w:ascii="Arial" w:hAnsi="Arial"/>
+                <w:sz w:val="18"/>
+              </w:rPr>
+              <w:t xml:space="preserve">APOLLO</w:t>
+            </w:r>
+          </w:p>
+        </w:tc>
+        <w:tc>
+          <w:tcPr>
+            <w:tcW w:w="2500" w:type="dxa"/>
+            <w:vAlign w:val="center"/>
+          </w:tcPr>
+          <w:p>
+            <w:pPr>
+              <w:jc w:val="left"/>
+              <w:spacing w:after="20" w:before="20" w:line="240" w:lineRule="auto"/>
+            </w:pPr>
+            <w:r>
+              <w:rPr>
+                <w:rFonts w:ascii="Arial" w:hAnsi="Arial"/>
+                <w:sz w:val="18"/>
+              </w:rPr>
+              <w:t xml:space="preserve"/>
+            </w:r>
+          </w:p>
+        </w:tc>
+      </w:tr>
+      <w:tr>
+        <w:tc>
+          <w:tcPr>
+            <w:tcW w:w="900" w:type="dxa"/>
+            <w:vAlign w:val="center"/>
+          </w:tcPr>
+          <w:p>
+            <w:pPr>
+              <w:jc w:val="center"/>
+              <w:spacing w:after="20" w:before="20" w:line="240" w:lineRule="auto"/>
+            </w:pPr>
+            <w:r>
+              <w:rPr>
+                <w:rFonts w:ascii="Arial" w:hAnsi="Arial"/>
+                <w:sz w:val="18"/>
+              </w:rPr>
+              <w:t xml:space="preserve">206</w:t>
+            </w:r>
+          </w:p>
+        </w:tc>
+        <w:tc>
+          <w:tcPr>
+            <w:tcW w:w="1700" w:type="dxa"/>
+            <w:vAlign w:val="center"/>
+          </w:tcPr>
+          <w:p>
+            <w:pPr>
+              <w:jc w:val="center"/>
+              <w:spacing w:after="20" w:before="20" w:line="240" w:lineRule="auto"/>
+            </w:pPr>
+            <w:r>
+              <w:rPr>
+                <w:rFonts w:ascii="Arial" w:hAnsi="Arial"/>
+                <w:sz w:val="18"/>
+              </w:rPr>
+              <w:t xml:space="preserve">AL CFO PM</w:t>
+            </w:r>
+          </w:p>
+        </w:tc>
+        <w:tc>
+          <w:tcPr>
+            <w:tcW w:w="4500" w:type="dxa"/>
+            <w:vAlign w:val="center"/>
+          </w:tcPr>
+          <w:p>
+            <w:pPr>
+              <w:jc w:val="left"/>
+              <w:spacing w:after="20" w:before="20" w:line="240" w:lineRule="auto"/>
+            </w:pPr>
+            <w:r>
+              <w:rPr>
+                <w:rFonts w:ascii="Arial" w:hAnsi="Arial"/>
+                <w:sz w:val="18"/>
+              </w:rPr>
+              <w:t xml:space="preserve">CÉSAR</w:t>
+            </w:r>
+          </w:p>
+        </w:tc>
+        <w:tc>
+          <w:tcPr>
+            <w:tcW w:w="2500" w:type="dxa"/>
+            <w:vAlign w:val="center"/>
+          </w:tcPr>
+          <w:p>
+            <w:pPr>
+              <w:jc w:val="left"/>
+              <w:spacing w:after="20" w:before="20" w:line="240" w:lineRule="auto"/>
+            </w:pPr>
+            <w:r>
+              <w:rPr>
+                <w:rFonts w:ascii="Arial" w:hAnsi="Arial"/>
+                <w:sz w:val="18"/>
+              </w:rPr>
+              <w:t xml:space="preserve"/>
+            </w:r>
+          </w:p>
+        </w:tc>
+      </w:tr>
+      <w:tr>
+        <w:tc>
+          <w:tcPr>
+            <w:tcW w:w="900" w:type="dxa"/>
+            <w:vAlign w:val="center"/>
+          </w:tcPr>
+          <w:p>
+            <w:pPr>
+              <w:jc w:val="center"/>
+              <w:spacing w:after="20" w:before="20" w:line="240" w:lineRule="auto"/>
+            </w:pPr>
+            <w:r>
+              <w:rPr>
+                <w:rFonts w:ascii="Arial" w:hAnsi="Arial"/>
+                <w:sz w:val="18"/>
+              </w:rPr>
               <w:t xml:space="preserve">211</w:t>
             </w:r>
           </w:p>
@@ -601,7 +2239,7 @@
                 <w:rFonts w:ascii="Arial" w:hAnsi="Arial"/>
                 <w:sz w:val="18"/>
               </w:rPr>
-              <w:t xml:space="preserve">DARIO</w:t>
+              <w:t xml:space="preserve">DÁRIO</w:t>
             </w:r>
           </w:p>
         </w:tc>
@@ -643,7 +2281,7 @@
                 <w:sz w:val="18"/>
                 <w:b/>
               </w:rPr>
-              <w:t xml:space="preserve">TOTAL PLANTÃO: 5</w:t>
+              <w:t xml:space="preserve">TOTAL PLANTÃO: 26</w:t>
             </w:r>
           </w:p>
         </w:tc>
